--- a/docs/TrueLend-Whitepaper.docx
+++ b/docs/TrueLend-Whitepaper.docx
@@ -1395,23 +1395,7 @@
         <w:pStyle w:val="FirstParagraph"/>
       </w:pPr>
       <w:r>
-        <w:t xml:space="preserve">A</w:t>
-      </w:r>
-      <w:r>
-        <w:t xml:space="preserve"> </w:t>
-      </w:r>
-      <w:r>
-        <w:rPr>
-          <w:b/>
-          <w:bCs/>
-        </w:rPr>
-        <w:t xml:space="preserve">position</w:t>
-      </w:r>
-      <w:r>
-        <w:t xml:space="preserve"> </w:t>
-      </w:r>
-      <w:r>
-        <w:t xml:space="preserve">deposits collateral in one pool currency and borrows the other from that side's lender vault. The borrower selects a</w:t>
+        <w:t xml:space="preserve">A position is opened by depositing collateral in one pool currency and borrowing the other from that side's lender vault. The borrower selects a</w:t>
       </w:r>
       <w:r>
         <w:t xml:space="preserve"> </w:t>
@@ -1667,7 +1651,7 @@
                     <a:graphicData uri="http://schemas.openxmlformats.org/drawingml/2006/picture">
                       <pic:pic>
                         <pic:nvPicPr>
-                          <pic:cNvPr descr="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" id="25" name="Picture"/>
+                          <pic:cNvPr descr="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" id="25" name="Picture"/>
                           <pic:cNvPicPr>
                             <a:picLocks noChangeArrowheads="1" noChangeAspect="1"/>
                           </pic:cNvPicPr>
@@ -1964,7 +1948,7 @@
                     <a:graphicData uri="http://schemas.openxmlformats.org/drawingml/2006/picture">
                       <pic:pic>
                         <pic:nvPicPr>
-                          <pic:cNvPr descr="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" id="29" name="Picture"/>
+                          <pic:cNvPr descr="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" id="29" name="Picture"/>
                           <pic:cNvPicPr>
                             <a:picLocks noChangeArrowheads="1" noChangeAspect="1"/>
                           </pic:cNvPicPr>
@@ -2519,7 +2503,7 @@
                     <a:graphicData uri="http://schemas.openxmlformats.org/drawingml/2006/picture">
                       <pic:pic>
                         <pic:nvPicPr>
-                          <pic:cNvPr descr="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" id="36" name="Picture"/>
+                          <pic:cNvPr descr="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" id="36" name="Picture"/>
                           <pic:cNvPicPr>
                             <a:picLocks noChangeArrowheads="1" noChangeAspect="1"/>
                           </pic:cNvPicPr>
@@ -2790,6 +2774,14 @@
         <w:pStyle w:val="FirstParagraph"/>
       </w:pPr>
       <w:r>
+        <w:t xml:space="preserve">Three further gates apply at opening: a minimum distance between the filtered price and the range start, a minimum position size, and the 95%-of-LT headroom on opening LTV.</w:t>
+      </w:r>
+    </w:p>
+    <w:p>
+      <w:pPr>
+        <w:pStyle w:val="BodyText"/>
+      </w:pPr>
+      <w:r>
         <w:t xml:space="preserve">An attacker who pumps spot changes nothing about their borrowing power. An attacker who shoves the price into a victim's range merely starts a rate-limited, pausable, penalty-paying decay and hands two-way fees to LPs — an attack with negative expected value.</w:t>
       </w:r>
     </w:p>
@@ -2991,7 +2983,7 @@
                     <a:graphicData uri="http://schemas.openxmlformats.org/drawingml/2006/picture">
                       <pic:pic>
                         <pic:nvPicPr>
-                          <pic:cNvPr descr="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" id="43" name="Picture"/>
+                          <pic:cNvPr descr="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" id="43" name="Picture"/>
                           <pic:cNvPicPr>
                             <a:picLocks noChangeArrowheads="1" noChangeAspect="1"/>
                           </pic:cNvPicPr>
@@ -3851,9 +3843,11 @@
       <w:r>
         <w:t xml:space="preserve">proposed the passive oracle-free version; the required negative-liquidity primitive does not exist in v4 and the design was never built — TrueLend's chunk engine is its only sound realization.</w:t>
       </w:r>
-      <w:r>
-        <w:t xml:space="preserve"> </w:t>
-      </w:r>
+    </w:p>
+    <w:p>
+      <w:pPr>
+        <w:pStyle w:val="BodyText"/>
+      </w:pPr>
       <w:r>
         <w:rPr>
           <w:b/>
@@ -3912,9 +3906,11 @@
       <w:r>
         <w:t xml:space="preserve">denominates debt and collateral in swap-invariant units, eliminating price from solvency where positions are naturally balanced — inapplicable to token-vs-token debt, but its spirit survives in TrueLend's price-free liquidation trigger.</w:t>
       </w:r>
-      <w:r>
-        <w:t xml:space="preserve"> </w:t>
-      </w:r>
+    </w:p>
+    <w:p>
+      <w:pPr>
+        <w:pStyle w:val="BodyText"/>
+      </w:pPr>
       <w:r>
         <w:rPr>
           <w:b/>

--- a/docs/TrueLend-Whitepaper.docx
+++ b/docs/TrueLend-Whitepaper.docx
@@ -3546,7 +3546,47 @@
         <w:t xml:space="preserve"> </w:t>
       </w:r>
       <w:r>
-        <w:t xml:space="preserve">Standard ERC-20 pairs only — no fee-on-transfer, rebasing, or transfer-hook tokens; no native-ETH pools (rejected at initialization); chains with transient storage (Cancun+).</w:t>
+        <w:t xml:space="preserve">Standard ERC-20 pairs only — no fee-on-transfer, rebasing, or transfer-hook tokens. Native-ETH pools are declined at initialization</w:t>
+      </w:r>
+      <w:r>
+        <w:t xml:space="preserve"> </w:t>
+      </w:r>
+      <w:r>
+        <w:rPr>
+          <w:i/>
+          <w:iCs/>
+        </w:rPr>
+        <w:t xml:space="preserve">by choice, not necessity</w:t>
+      </w:r>
+      <w:r>
+        <w:t xml:space="preserve">: v4 supports native ETH as</w:t>
+      </w:r>
+      <w:r>
+        <w:t xml:space="preserve"> </w:t>
+      </w:r>
+      <w:r>
+        <w:rPr>
+          <w:rStyle w:val="VerbatimChar"/>
+        </w:rPr>
+        <w:t xml:space="preserve">currency0</w:t>
+      </w:r>
+      <w:r>
+        <w:t xml:space="preserve">, but the lending flows are built on ERC-20 pull semantics (vault deposits,</w:t>
+      </w:r>
+      <w:r>
+        <w:t xml:space="preserve"> </w:t>
+      </w:r>
+      <w:r>
+        <w:rPr>
+          <w:rStyle w:val="VerbatimChar"/>
+        </w:rPr>
+        <w:t xml:space="preserve">transferFrom</w:t>
+      </w:r>
+      <w:r>
+        <w:t xml:space="preserve"> </w:t>
+      </w:r>
+      <w:r>
+        <w:t xml:space="preserve">on open and repay), and supporting native would add payable entry points and ETH-send reentrancy surface for no market coverage — WETH pairs serve the same asset. Native support is a deliberate deferral. Chains with transient storage (Cancun+).</w:t>
       </w:r>
     </w:p>
     <w:p>

--- a/docs/TrueLend-Whitepaper.docx
+++ b/docs/TrueLend-Whitepaper.docx
@@ -55,7 +55,7 @@
           <w:b/>
           <w:bCs/>
         </w:rPr>
-        <w:t xml:space="preserve">0x23B8aa9A6aF46d1d56090cb4A500EB0f2C2b10C0</w:t>
+        <w:t xml:space="preserve">0x7F16eb24fd0A9619Fa52312AE65cC574C359D0c0</w:t>
       </w:r>
     </w:p>
     <w:p>
@@ -1893,7 +1893,7 @@
         <w:br/>
       </w:r>
       <w:r>
-        <w:t xml:space="preserve">clamped to at most 1% of the token depth of in-range liquidity measured across the position's own range</w:t>
+        <w:t xml:space="preserve">clamped to at most 1% of the token depth of in-range liquidity measured across the position's own range, re-measured in the same transaction that sells</w:t>
       </w:r>
     </w:p>
     <w:p>
@@ -1901,7 +1901,36 @@
         <w:pStyle w:val="BodyText"/>
       </w:pPr>
       <w:r>
-        <w:t xml:space="preserve">No single chunk can meaningfully move the price, and thinner books produce proportionally smaller slices. With defaults, full decay takes ≈100 minutes typically and ≥25 minutes even with every multiplier at its cap. This bound is the anti-cascade property in closed form: a crash that puts many positions in range produces many independent trickles — never an avalanche — because</w:t>
+        <w:t xml:space="preserve">No single chunk can meaningfully move the price. “Thinner books produce smaller chunks” means proportional</w:t>
+      </w:r>
+      <w:r>
+        <w:t xml:space="preserve"> </w:t>
+      </w:r>
+      <w:r>
+        <w:rPr>
+          <w:i/>
+          <w:iCs/>
+        </w:rPr>
+        <w:t xml:space="preserve">to the pool's depth, not to the position</w:t>
+      </w:r>
+      <w:r>
+        <w:t xml:space="preserve">: a thin venue gets smaller absolute slices, while the pressure term quickens the cadence — decay proceeds as more, smaller steps. There is likewise no stranded remainder: decay normally ends when the</w:t>
+      </w:r>
+      <w:r>
+        <w:t xml:space="preserve"> </w:t>
+      </w:r>
+      <w:r>
+        <w:rPr>
+          <w:i/>
+          <w:iCs/>
+        </w:rPr>
+        <w:t xml:space="preserve">debt</w:t>
+      </w:r>
+      <w:r>
+        <w:t xml:space="preserve"> </w:t>
+      </w:r>
+      <w:r>
+        <w:t xml:space="preserve">reaches zero (the final chunk's excess proceeds route to the borrower, remaining collateral goes home); every chunk is clamped to what remains; and for true dust the base becomes the whole remainder, finishing the position in one chunk. With defaults, full decay takes ≈100 minutes typically and ≥25 minutes even with every multiplier at its cap. This bound is the anti-cascade property in closed form: a crash that puts many positions in range produces many independent trickles — never an avalanche — because</w:t>
       </w:r>
       <w:r>
         <w:t xml:space="preserve"> </w:t>
@@ -2179,7 +2208,23 @@
         <w:t xml:space="preserve"> </w:t>
       </w:r>
       <w:r>
-        <w:t xml:space="preserve">executes pending chunks in quiet markets; there is no privileged operator anywhere in the system.</w:t>
+        <w:t xml:space="preserve">executes pending chunks in quiet markets and pays its caller from the penalty flow — a standing keeper incentive without privilege. (A</w:t>
+      </w:r>
+      <w:r>
+        <w:t xml:space="preserve"> </w:t>
+      </w:r>
+      <w:r>
+        <w:rPr>
+          <w:i/>
+          <w:iCs/>
+        </w:rPr>
+        <w:t xml:space="preserve">swapper</w:t>
+      </w:r>
+      <w:r>
+        <w:t xml:space="preserve"> </w:t>
+      </w:r>
+      <w:r>
+        <w:t xml:space="preserve">rebate is not implementable at the hook layer: the hook sees the router's address, not the trader's.)</w:t>
       </w:r>
     </w:p>
     <w:p>
@@ -3546,7 +3591,53 @@
         <w:t xml:space="preserve"> </w:t>
       </w:r>
       <w:r>
-        <w:t xml:space="preserve">Standard ERC-20 pairs only — no fee-on-transfer, rebasing, or transfer-hook tokens. Native-ETH pools are declined at initialization</w:t>
+        <w:t xml:space="preserve">Standard ERC-20 pairs only — no fee-on-transfer, rebasing, or transfer-hook tokens.</w:t>
+      </w:r>
+      <w:r>
+        <w:t xml:space="preserve"> </w:t>
+      </w:r>
+      <w:r>
+        <w:rPr>
+          <w:b/>
+          <w:bCs/>
+        </w:rPr>
+        <w:t xml:space="preserve">Native-ETH pools are fully supported</w:t>
+      </w:r>
+      <w:r>
+        <w:t xml:space="preserve"> </w:t>
+      </w:r>
+      <w:r>
+        <w:t xml:space="preserve">by bridging the native side to canonical WETH at the hook boundary:</w:t>
+      </w:r>
+      <w:r>
+        <w:t xml:space="preserve"> </w:t>
+      </w:r>
+      <w:r>
+        <w:rPr>
+          <w:rStyle w:val="VerbatimChar"/>
+        </w:rPr>
+        <w:t xml:space="preserve">open</w:t>
+      </w:r>
+      <w:r>
+        <w:t xml:space="preserve"> </w:t>
+      </w:r>
+      <w:r>
+        <w:t xml:space="preserve">and</w:t>
+      </w:r>
+      <w:r>
+        <w:t xml:space="preserve"> </w:t>
+      </w:r>
+      <w:r>
+        <w:rPr>
+          <w:rStyle w:val="VerbatimChar"/>
+        </w:rPr>
+        <w:t xml:space="preserve">repay</w:t>
+      </w:r>
+      <w:r>
+        <w:t xml:space="preserve"> </w:t>
+      </w:r>
+      <w:r>
+        <w:t xml:space="preserve">are payable (raw ETH wrapped on arrival), vaults hold WETH, chunk settlement unwraps/wraps against the PoolManager, and</w:t>
       </w:r>
       <w:r>
         <w:t xml:space="preserve"> </w:t>
@@ -3556,37 +3647,28 @@
           <w:i/>
           <w:iCs/>
         </w:rPr>
-        <w:t xml:space="preserve">by choice, not necessity</w:t>
-      </w:r>
-      <w:r>
-        <w:t xml:space="preserve">: v4 supports native ETH as</w:t>
-      </w:r>
-      <w:r>
-        <w:t xml:space="preserve"> </w:t>
-      </w:r>
-      <w:r>
-        <w:rPr>
-          <w:rStyle w:val="VerbatimChar"/>
-        </w:rPr>
-        <w:t xml:space="preserve">currency0</w:t>
-      </w:r>
-      <w:r>
-        <w:t xml:space="preserve">, but the lending flows are built on ERC-20 pull semantics (vault deposits,</w:t>
-      </w:r>
-      <w:r>
-        <w:t xml:space="preserve"> </w:t>
-      </w:r>
-      <w:r>
-        <w:rPr>
-          <w:rStyle w:val="VerbatimChar"/>
-        </w:rPr>
-        <w:t xml:space="preserve">transferFrom</w:t>
-      </w:r>
-      <w:r>
-        <w:t xml:space="preserve"> </w:t>
-      </w:r>
-      <w:r>
-        <w:t xml:space="preserve">on open and repay), and supporting native would add payable entry points and ETH-send reentrancy surface for no market coverage — WETH pairs serve the same asset. Native support is a deliberate deferral. Chains with transient storage (Cancun+).</w:t>
+        <w:t xml:space="preserve">all user-facing payouts are WETH</w:t>
+      </w:r>
+      <w:r>
+        <w:t xml:space="preserve"> </w:t>
+      </w:r>
+      <w:r>
+        <w:t xml:space="preserve">— deliberately, since paying raw ETH to borrowers inside swap callbacks would let a reverting</w:t>
+      </w:r>
+      <w:r>
+        <w:t xml:space="preserve"> </w:t>
+      </w:r>
+      <w:r>
+        <w:rPr>
+          <w:rStyle w:val="VerbatimChar"/>
+        </w:rPr>
+        <w:t xml:space="preserve">receive()</w:t>
+      </w:r>
+      <w:r>
+        <w:t xml:space="preserve"> </w:t>
+      </w:r>
+      <w:r>
+        <w:t xml:space="preserve">block the very transactions that close a position. Chains with transient storage (Cancun+).</w:t>
       </w:r>
     </w:p>
     <w:p>
@@ -4082,6 +4164,420 @@
       </w:pPr>
       <w:r>
         <w:rPr>
+          <w:i/>
+          <w:iCs/>
+        </w:rPr>
+        <w:t xml:space="preserve">Maximum leverage, derived.</w:t>
+      </w:r>
+      <w:r>
+        <w:t xml:space="preserve"> </w:t>
+      </w:r>
+      <w:r>
+        <w:t xml:space="preserve">The loop is a geometric series: margin</w:t>
+      </w:r>
+      <w:r>
+        <w:t xml:space="preserve"> </w:t>
+      </w:r>
+      <w:r>
+        <w:rPr>
+          <w:rStyle w:val="VerbatimChar"/>
+        </w:rPr>
+        <w:t xml:space="preserve">M</w:t>
+      </w:r>
+      <w:r>
+        <w:t xml:space="preserve"> </w:t>
+      </w:r>
+      <w:r>
+        <w:t xml:space="preserve">is deposited, a fraction LTV of its value is borrowed, swapped into the collateral asset, and redeposited, so total exposure is</w:t>
+      </w:r>
+      <w:r>
+        <w:t xml:space="preserve"> </w:t>
+      </w:r>
+      <w:r>
+        <w:rPr>
+          <w:rStyle w:val="VerbatimChar"/>
+        </w:rPr>
+        <w:t xml:space="preserve">E</w:t>
+      </w:r>
+      <w:r>
+        <w:t xml:space="preserve"> </w:t>
+      </w:r>
+      <w:r>
+        <w:t xml:space="preserve">=</w:t>
+      </w:r>
+      <w:r>
+        <w:t xml:space="preserve"> </w:t>
+      </w:r>
+      <w:r>
+        <w:rPr>
+          <w:rStyle w:val="VerbatimChar"/>
+        </w:rPr>
+        <w:t xml:space="preserve">M</w:t>
+      </w:r>
+      <w:r>
+        <w:t xml:space="preserve">·(1 + LTV + LTV² + …) =</w:t>
+      </w:r>
+      <w:r>
+        <w:t xml:space="preserve"> </w:t>
+      </w:r>
+      <w:r>
+        <w:rPr>
+          <w:rStyle w:val="VerbatimChar"/>
+        </w:rPr>
+        <w:t xml:space="preserve">M</w:t>
+      </w:r>
+      <w:r>
+        <w:t xml:space="preserve">/(1−LTV), hence:</w:t>
+      </w:r>
+    </w:p>
+    <w:p>
+      <w:pPr>
+        <w:pStyle w:val="BodyText"/>
+      </w:pPr>
+      <w:r>
+        <w:t xml:space="preserve">λ =</w:t>
+      </w:r>
+      <w:r>
+        <w:t xml:space="preserve"> </w:t>
+      </w:r>
+      <w:r>
+        <w:rPr>
+          <w:rStyle w:val="VerbatimChar"/>
+        </w:rPr>
+        <w:t xml:space="preserve">E</w:t>
+      </w:r>
+      <w:r>
+        <w:rPr>
+          <w:rStyle w:val="VerbatimChar"/>
+        </w:rPr>
+        <w:t xml:space="preserve">M</w:t>
+      </w:r>
+      <w:r>
+        <w:t xml:space="preserve"> </w:t>
+      </w:r>
+      <w:r>
+        <w:t xml:space="preserve">=</w:t>
+      </w:r>
+      <w:r>
+        <w:t xml:space="preserve"> </w:t>
+      </w:r>
+      <w:r>
+        <w:t xml:space="preserve">1</w:t>
+      </w:r>
+      <w:r>
+        <w:t xml:space="preserve">1 − LTV</w:t>
+      </w:r>
+      <w:r>
+        <w:t xml:space="preserve">,</w:t>
+      </w:r>
+      <w:r>
+        <w:t xml:space="preserve"> </w:t>
+      </w:r>
+      <w:r>
+        <w:t xml:space="preserve">    λ</w:t>
+      </w:r>
+      <w:r>
+        <w:rPr>
+          <w:vertAlign w:val="subscript"/>
+        </w:rPr>
+        <w:t xml:space="preserve">max</w:t>
+      </w:r>
+      <w:r>
+        <w:t xml:space="preserve"> </w:t>
+      </w:r>
+      <w:r>
+        <w:t xml:space="preserve">=</w:t>
+      </w:r>
+      <w:r>
+        <w:t xml:space="preserve"> </w:t>
+      </w:r>
+      <w:r>
+        <w:t xml:space="preserve">1</w:t>
+      </w:r>
+      <w:r>
+        <w:t xml:space="preserve">1 −</w:t>
+      </w:r>
+      <w:r>
+        <w:t xml:space="preserve"> </w:t>
+      </w:r>
+      <w:r>
+        <w:rPr>
+          <w:rStyle w:val="VerbatimChar"/>
+        </w:rPr>
+        <w:t xml:space="preserve">h</w:t>
+      </w:r>
+      <w:r>
+        <w:t xml:space="preserve">·LT</w:t>
+      </w:r>
+      <w:r>
+        <w:rPr>
+          <w:vertAlign w:val="subscript"/>
+        </w:rPr>
+        <w:t xml:space="preserve">max</w:t>
+      </w:r>
+      <w:r>
+        <w:t xml:space="preserve"> </w:t>
+      </w:r>
+      <w:r>
+        <w:t xml:space="preserve">h = 95% opening headroom · LT_max = simulated tier cap</w:t>
+      </w:r>
+    </w:p>
+    <w:tbl>
+      <w:tblPr>
+        <w:tblStyle w:val="Table"/>
+        <w:tblW w:type="auto" w:w="0"/>
+        <w:tblLook w:firstRow="1" w:lastRow="0" w:firstColumn="0" w:lastColumn="0" w:noHBand="0" w:noVBand="0" w:val="0020"/>
+      </w:tblPr>
+      <w:tblGrid>
+        <w:gridCol w:w="1980"/>
+        <w:gridCol w:w="1980"/>
+        <w:gridCol w:w="1980"/>
+        <w:gridCol w:w="1980"/>
+      </w:tblGrid>
+      <w:tr>
+        <w:trPr>
+          <w:tblHeader w:val="on"/>
+        </w:trPr>
+        <w:tc>
+          <w:tcPr/>
+          <w:p>
+            <w:pPr>
+              <w:pStyle w:val="Compact"/>
+            </w:pPr>
+            <w:r>
+              <w:t xml:space="preserve">Tier</w:t>
+            </w:r>
+          </w:p>
+        </w:tc>
+        <w:tc>
+          <w:tcPr/>
+          <w:p>
+            <w:pPr>
+              <w:pStyle w:val="Compact"/>
+            </w:pPr>
+            <w:r>
+              <w:t xml:space="preserve">LT_max</w:t>
+            </w:r>
+          </w:p>
+        </w:tc>
+        <w:tc>
+          <w:tcPr/>
+          <w:p>
+            <w:pPr>
+              <w:pStyle w:val="Compact"/>
+            </w:pPr>
+            <w:r>
+              <w:t xml:space="preserve">max LTV = h·LT_max</w:t>
+            </w:r>
+          </w:p>
+        </w:tc>
+        <w:tc>
+          <w:tcPr/>
+          <w:p>
+            <w:pPr>
+              <w:pStyle w:val="Compact"/>
+            </w:pPr>
+            <w:r>
+              <w:t xml:space="preserve">λ_max</w:t>
+            </w:r>
+          </w:p>
+        </w:tc>
+      </w:tr>
+      <w:tr>
+        <w:tc>
+          <w:tcPr/>
+          <w:p>
+            <w:pPr>
+              <w:pStyle w:val="Compact"/>
+            </w:pPr>
+            <w:r>
+              <w:t xml:space="preserve">Stable</w:t>
+            </w:r>
+          </w:p>
+        </w:tc>
+        <w:tc>
+          <w:tcPr/>
+          <w:p>
+            <w:pPr>
+              <w:pStyle w:val="Compact"/>
+            </w:pPr>
+            <w:r>
+              <w:t xml:space="preserve">99%</w:t>
+            </w:r>
+          </w:p>
+        </w:tc>
+        <w:tc>
+          <w:tcPr/>
+          <w:p>
+            <w:pPr>
+              <w:pStyle w:val="Compact"/>
+            </w:pPr>
+            <w:r>
+              <w:t xml:space="preserve">94.05%</w:t>
+            </w:r>
+          </w:p>
+        </w:tc>
+        <w:tc>
+          <w:tcPr/>
+          <w:p>
+            <w:pPr>
+              <w:pStyle w:val="Compact"/>
+            </w:pPr>
+            <w:r>
+              <w:rPr>
+                <w:b/>
+                <w:bCs/>
+              </w:rPr>
+              <w:t xml:space="preserve">16.8×</w:t>
+            </w:r>
+          </w:p>
+        </w:tc>
+      </w:tr>
+      <w:tr>
+        <w:tc>
+          <w:tcPr/>
+          <w:p>
+            <w:pPr>
+              <w:pStyle w:val="Compact"/>
+            </w:pPr>
+            <w:r>
+              <w:t xml:space="preserve">Major</w:t>
+            </w:r>
+          </w:p>
+        </w:tc>
+        <w:tc>
+          <w:tcPr/>
+          <w:p>
+            <w:pPr>
+              <w:pStyle w:val="Compact"/>
+            </w:pPr>
+            <w:r>
+              <w:t xml:space="preserve">95%</w:t>
+            </w:r>
+          </w:p>
+        </w:tc>
+        <w:tc>
+          <w:tcPr/>
+          <w:p>
+            <w:pPr>
+              <w:pStyle w:val="Compact"/>
+            </w:pPr>
+            <w:r>
+              <w:t xml:space="preserve">90.25%</w:t>
+            </w:r>
+          </w:p>
+        </w:tc>
+        <w:tc>
+          <w:tcPr/>
+          <w:p>
+            <w:pPr>
+              <w:pStyle w:val="Compact"/>
+            </w:pPr>
+            <w:r>
+              <w:rPr>
+                <w:b/>
+                <w:bCs/>
+              </w:rPr>
+              <w:t xml:space="preserve">10.3×</w:t>
+            </w:r>
+          </w:p>
+        </w:tc>
+      </w:tr>
+      <w:tr>
+        <w:tc>
+          <w:tcPr/>
+          <w:p>
+            <w:pPr>
+              <w:pStyle w:val="Compact"/>
+            </w:pPr>
+            <w:r>
+              <w:t xml:space="preserve">Long-tail</w:t>
+            </w:r>
+          </w:p>
+        </w:tc>
+        <w:tc>
+          <w:tcPr/>
+          <w:p>
+            <w:pPr>
+              <w:pStyle w:val="Compact"/>
+            </w:pPr>
+            <w:r>
+              <w:t xml:space="preserve">90%</w:t>
+            </w:r>
+          </w:p>
+        </w:tc>
+        <w:tc>
+          <w:tcPr/>
+          <w:p>
+            <w:pPr>
+              <w:pStyle w:val="Compact"/>
+            </w:pPr>
+            <w:r>
+              <w:t xml:space="preserve">85.5%</w:t>
+            </w:r>
+          </w:p>
+        </w:tc>
+        <w:tc>
+          <w:tcPr/>
+          <w:p>
+            <w:pPr>
+              <w:pStyle w:val="Compact"/>
+            </w:pPr>
+            <w:r>
+              <w:rPr>
+                <w:b/>
+                <w:bCs/>
+              </w:rPr>
+              <w:t xml:space="preserve">6.9×</w:t>
+            </w:r>
+          </w:p>
+        </w:tc>
+      </w:tr>
+    </w:tbl>
+    <w:p>
+      <w:pPr>
+        <w:pStyle w:val="BodyText"/>
+      </w:pPr>
+      <w:r>
+        <w:t xml:space="preserve">A perp-profile pool config could raise</w:t>
+      </w:r>
+      <w:r>
+        <w:t xml:space="preserve"> </w:t>
+      </w:r>
+      <w:r>
+        <w:rPr>
+          <w:rStyle w:val="VerbatimChar"/>
+        </w:rPr>
+        <w:t xml:space="preserve">h</w:t>
+      </w:r>
+      <w:r>
+        <w:t xml:space="preserve"> </w:t>
+      </w:r>
+      <w:r>
+        <w:t xml:space="preserve">(at</w:t>
+      </w:r>
+      <w:r>
+        <w:t xml:space="preserve"> </w:t>
+      </w:r>
+      <w:r>
+        <w:rPr>
+          <w:rStyle w:val="VerbatimChar"/>
+        </w:rPr>
+        <w:t xml:space="preserve">h</w:t>
+      </w:r>
+      <w:r>
+        <w:t xml:space="preserve"> </w:t>
+      </w:r>
+      <w:r>
+        <w:t xml:space="preserve">= 99%, LT 99%: λ = 50×), but thinner headroom means positions enter their ranges far more often, so each step must re-clear the tolerance constraints of the parameter model — the ceiling formula is structural, the safe value is empirical.</w:t>
+      </w:r>
+    </w:p>
+    <w:p>
+      <w:pPr>
+        <w:pStyle w:val="BodyText"/>
+      </w:pPr>
+      <w:r>
+        <w:rPr>
           <w:b/>
           <w:bCs/>
         </w:rPr>
@@ -4292,7 +4788,7 @@
               <w:rPr>
                 <w:rStyle w:val="VerbatimChar"/>
               </w:rPr>
-              <w:t xml:space="preserve">0x23B8aa9A6aF46d1d56090cb4A500EB0f2C2b10C0</w:t>
+              <w:t xml:space="preserve">0x7F16eb24fd0A9619Fa52312AE65cC574C359D0c0</w:t>
             </w:r>
           </w:p>
         </w:tc>
@@ -4319,7 +4815,7 @@
               <w:rPr>
                 <w:rStyle w:val="VerbatimChar"/>
               </w:rPr>
-              <w:t xml:space="preserve">0x29076c8Bf089Ab07A146d3fc528A1CF3F4b2CB2b</w:t>
+              <w:t xml:space="preserve">0xb95f855B1252c51A3AD167b3D1F5ab8B121107E6</w:t>
             </w:r>
           </w:p>
         </w:tc>

--- a/docs/TrueLend-Whitepaper.docx
+++ b/docs/TrueLend-Whitepaper.docx
@@ -4,6 +4,14 @@
   <w:body>
     <w:p>
       <w:pPr>
+        <w:pStyle w:val="Title"/>
+      </w:pPr>
+      <w:r>
+        <w:t xml:space="preserve">TrueLend — Lending-Borrowing Protocol with AMM Native Liquidations on Uniswap v4</w:t>
+      </w:r>
+    </w:p>
+    <w:p>
+      <w:pPr>
         <w:pStyle w:val="FirstParagraph"/>
       </w:pPr>
       <w:r>
@@ -55,7 +63,7 @@
           <w:b/>
           <w:bCs/>
         </w:rPr>
-        <w:t xml:space="preserve">0x7F16eb24fd0A9619Fa52312AE65cC574C359D0c0</w:t>
+        <w:t xml:space="preserve">0xCD52d3f33DAf64aBE879DA38F0e55a280fc450c0</w:t>
       </w:r>
     </w:p>
     <w:p>
@@ -4639,7 +4647,7 @@
         <w:t xml:space="preserve"> </w:t>
       </w:r>
       <w:r>
-        <w:t xml:space="preserve">(lending core + engine, 23.3 kB),</w:t>
+        <w:t xml:space="preserve">(lending core + engine, 24,444 bytes — 132 under the EIP-170 limit),</w:t>
       </w:r>
       <w:r>
         <w:t xml:space="preserve"> </w:t>
@@ -4714,7 +4722,7 @@
         <w:t xml:space="preserve">TriggerIndex</w:t>
       </w:r>
       <w:r>
-        <w:t xml:space="preserve">. Any ERC-20/ERC-20 pool initialized with the hook becomes a lending market automatically. 78 tests: fuzzed unit tests for all math, vault accounting and waterfall tests, 24 full-lifecycle integration scenarios (including LT-99 leverage, manipulation rejection, the drained-pool backstop, and a 6-vs-18-decimals pair), and randomized invariant tests.</w:t>
+        <w:t xml:space="preserve">. Any ERC-20/ERC-20 pool initialized with the hook becomes a lending market automatically. 86 tests: fuzzed unit tests for all math, vault accounting and waterfall tests, 28 full-lifecycle integration scenarios plus 4 native-ETH pool scenarios (including LT-99 leverage, manipulation rejection, the drained-pool backstop, and a 6-vs-18-decimals pair), and randomized invariant tests.</w:t>
       </w:r>
     </w:p>
     <w:p>
@@ -4788,7 +4796,7 @@
               <w:rPr>
                 <w:rStyle w:val="VerbatimChar"/>
               </w:rPr>
-              <w:t xml:space="preserve">0x7F16eb24fd0A9619Fa52312AE65cC574C359D0c0</w:t>
+              <w:t xml:space="preserve">0xCD52d3f33DAf64aBE879DA38F0e55a280fc450c0</w:t>
             </w:r>
           </w:p>
         </w:tc>
@@ -4815,7 +4823,7 @@
               <w:rPr>
                 <w:rStyle w:val="VerbatimChar"/>
               </w:rPr>
-              <w:t xml:space="preserve">0xb95f855B1252c51A3AD167b3D1F5ab8B121107E6</w:t>
+              <w:t xml:space="preserve">0x1C4E9f5b89e096c98592a304f4aF8DDc529fA057</w:t>
             </w:r>
           </w:p>
         </w:tc>

--- a/docs/TrueLend-Whitepaper.docx
+++ b/docs/TrueLend-Whitepaper.docx
@@ -2616,7 +2616,7 @@
         <w:t xml:space="preserve"> </w:t>
       </w:r>
       <w:r>
-        <w:t xml:space="preserve">System architecture. One hook instance serves any number of pools; initializing an ERC-20/ERC-20 pool with the hook automatically deploys its two vaults and makes it a lending market.</w:t>
+        <w:t xml:space="preserve">System architecture. One hook instance serves any number of pools; initializing a pool with the hook — an ERC-20 pair or a native-ETH pool, the latter WETH-bridged at the hook boundary — automatically deploys its two vaults and makes it a lending market.</w:t>
       </w:r>
     </w:p>
     <w:bookmarkEnd w:id="37"/>
@@ -3307,7 +3307,19 @@
         <w:t xml:space="preserve">T</w:t>
       </w:r>
       <w:r>
-        <w:t xml:space="preserve">. Sweeping this tradeoff against historical volatility, per pool-depth tier, is the protocol's principal open parameterization exercise — analogous to LLAMMA's empirically measured soft-liquidation loss curve.</w:t>
+        <w:t xml:space="preserve">. This tradeoff has been swept per pool-depth tier (PARAMETERS.md; results in notebooks/RESULTS.md): Monte-Carlo acceptance yields LT</w:t>
+      </w:r>
+      <w:r>
+        <w:rPr>
+          <w:vertAlign w:val="subscript"/>
+        </w:rPr>
+        <w:t xml:space="preserve">max</w:t>
+      </w:r>
+      <w:r>
+        <w:t xml:space="preserve"> </w:t>
+      </w:r>
+      <w:r>
+        <w:t xml:space="preserve">of 99% (stable), 95% (major) and 88–90% (long-tail), and a historical replay of the six major crash weeks since 2021 through the same episode engine — with walk-forward re-acceptance on trailing data only — validates the major tier ex-ante and ex-post, shows stable LT 99 to be exactly a no-depeg bet (a multi-percent depeg gaps through a 1% cushion; depeg-aware sizing is ≈96.5%), and bounds long-tail listings by position size against measured book depth rather than by LT (notebooks/BACKTEST.md). Borrower cost in deep replayed episodes (73 bps median) lands on the correct side of LLAMMA's empirically measured soft-liquidation loss curve (≈100 bps).</w:t>
       </w:r>
     </w:p>
     <w:bookmarkEnd w:id="45"/>
@@ -4722,7 +4734,7 @@
         <w:t xml:space="preserve">TriggerIndex</w:t>
       </w:r>
       <w:r>
-        <w:t xml:space="preserve">. Any ERC-20/ERC-20 pool initialized with the hook becomes a lending market automatically. 86 tests: fuzzed unit tests for all math, vault accounting and waterfall tests, 28 full-lifecycle integration scenarios plus 4 native-ETH pool scenarios (including LT-99 leverage, manipulation rejection, the drained-pool backstop, and a 6-vs-18-decimals pair), and randomized invariant tests.</w:t>
+        <w:t xml:space="preserve">. Any pool initialized with the hook — ERC-20 pairs or native-ETH pools, the latter WETH-bridged at the hook boundary — becomes a lending market automatically. 86 tests: fuzzed unit tests for all math, vault accounting and waterfall tests, 28 full-lifecycle integration scenarios plus 4 native-ETH pool scenarios (including LT-99 leverage, manipulation rejection, the drained-pool backstop, and a 6-vs-18-decimals pair), and randomized invariant tests.</w:t>
       </w:r>
     </w:p>
     <w:p>
@@ -4874,7 +4886,7 @@
         <w:pStyle w:val="FirstParagraph"/>
       </w:pPr>
       <w:r>
-        <w:t xml:space="preserve">The protocol is not audited. Chunk-pacing constants, the penalty curve, and per-pool LT tiers are engineering defaults pending the volatility-sweep parameterization of §5.3. Decay liveness in fully quiescent markets depends on</w:t>
+        <w:t xml:space="preserve">The protocol has passed an internal audit (three findings — force-close reward accounting, a trigger-tick registration cap, configuration validation — fixed with regression tests) but not an external one. Chunk-pacing constants, the penalty curve, and per-pool LT tiers are set by the §5.3 parameterization, live-calibrated and validated against historical replay; the arbitrage-refill constant κ still awaits trade-level calibration. Decay liveness in fully quiescent markets depends on</w:t>
       </w:r>
       <w:r>
         <w:t xml:space="preserve"> </w:t>

--- a/docs/TrueLend-Whitepaper.docx
+++ b/docs/TrueLend-Whitepaper.docx
@@ -63,7 +63,7 @@
           <w:b/>
           <w:bCs/>
         </w:rPr>
-        <w:t xml:space="preserve">0xCD52d3f33DAf64aBE879DA38F0e55a280fc450c0</w:t>
+        <w:t xml:space="preserve">0xa731511a83D523A1df04e988873725BEE7cA90c0</w:t>
       </w:r>
     </w:p>
     <w:p>
@@ -4159,7 +4159,22 @@
         <w:t xml:space="preserve"> </w:t>
       </w:r>
       <w:r>
-        <w:t xml:space="preserve">a looped TrueLend position (deposit ETH → borrow USDC → buy ETH → redeposit), constructible atomically by a small periphery router with the liquidation engine unchanged. The dictionary: initial margin = 1−LTV;</w:t>
+        <w:t xml:space="preserve">a looped TrueLend position (deposit ETH → borrow USDC → buy ETH → redeposit), implemented as the</w:t>
+      </w:r>
+      <w:r>
+        <w:t xml:space="preserve"> </w:t>
+      </w:r>
+      <w:r>
+        <w:rPr>
+          <w:rStyle w:val="VerbatimChar"/>
+        </w:rPr>
+        <w:t xml:space="preserve">LeverageRouter</w:t>
+      </w:r>
+      <w:r>
+        <w:t xml:space="preserve"> </w:t>
+      </w:r>
+      <w:r>
+        <w:t xml:space="preserve">periphery: inside one PoolManager unlock it flash-takes the debt token, swaps it into collateral through the same pool, opens a single trader-owned position, and settles the flash with the loan the hook disburses — the liquidation engine unchanged, and the origination oracle's worse-of pricing immune to the router's own flash-swap impact. The dictionary: initial margin = 1−LTV;</w:t>
       </w:r>
       <w:r>
         <w:t xml:space="preserve"> </w:t>
@@ -4644,7 +4659,7 @@
         <w:pStyle w:val="FirstParagraph"/>
       </w:pPr>
       <w:r>
-        <w:t xml:space="preserve">Six contracts, ~1,600 lines of Solidity 0.8.26:</w:t>
+        <w:t xml:space="preserve">Eight contracts (six core, two periphery), ~2,100 lines of Solidity 0.8.26:</w:t>
       </w:r>
       <w:r>
         <w:t xml:space="preserve"> </w:t>
@@ -4659,7 +4674,7 @@
         <w:t xml:space="preserve"> </w:t>
       </w:r>
       <w:r>
-        <w:t xml:space="preserve">(lending core + engine, 24,444 bytes — 132 under the EIP-170 limit),</w:t>
+        <w:t xml:space="preserve">(lending core + engine, 24,457 bytes — 119 under the EIP-170 limit),</w:t>
       </w:r>
       <w:r>
         <w:t xml:space="preserve"> </w:t>
@@ -4686,7 +4701,7 @@
         <w:t xml:space="preserve">VaultFactory</w:t>
       </w:r>
       <w:r>
-        <w:t xml:space="preserve">, and linked libraries</w:t>
+        <w:t xml:space="preserve">, linked libraries</w:t>
       </w:r>
       <w:r>
         <w:t xml:space="preserve"> </w:t>
@@ -4734,7 +4749,34 @@
         <w:t xml:space="preserve">TriggerIndex</w:t>
       </w:r>
       <w:r>
-        <w:t xml:space="preserve">. Any pool initialized with the hook — ERC-20 pairs or native-ETH pools, the latter WETH-bridged at the hook boundary — becomes a lending market automatically. 86 tests: fuzzed unit tests for all math, vault accounting and waterfall tests, 28 full-lifecycle integration scenarios plus 4 native-ETH pool scenarios (including LT-99 leverage, manipulation rejection, the drained-pool backstop, and a 6-vs-18-decimals pair), and randomized invariant tests.</w:t>
+        <w:t xml:space="preserve">, plus the stateless</w:t>
+      </w:r>
+      <w:r>
+        <w:t xml:space="preserve"> </w:t>
+      </w:r>
+      <w:r>
+        <w:rPr>
+          <w:rStyle w:val="VerbatimChar"/>
+        </w:rPr>
+        <w:t xml:space="preserve">TrueLendLens</w:t>
+      </w:r>
+      <w:r>
+        <w:t xml:space="preserve"> </w:t>
+      </w:r>
+      <w:r>
+        <w:t xml:space="preserve">view aggregator and the</w:t>
+      </w:r>
+      <w:r>
+        <w:t xml:space="preserve"> </w:t>
+      </w:r>
+      <w:r>
+        <w:rPr>
+          <w:rStyle w:val="VerbatimChar"/>
+        </w:rPr>
+        <w:t xml:space="preserve">LeverageRouter</w:t>
+      </w:r>
+      <w:r>
+        <w:t xml:space="preserve">. Any pool initialized with the hook — ERC-20 pairs or native-ETH pools, the latter WETH-bridged at the hook boundary — becomes a lending market automatically. 94 tests: fuzzed unit tests for all math, vault accounting and waterfall tests, 28 full-lifecycle integration scenarios, 4 native-ETH pool scenarios, 7 periphery scenarios (lens views and chunk preview, 5× flash-leverage round trip, levered-position gradual decay) (including LT-99 leverage, manipulation rejection, the drained-pool backstop, and a 6-vs-18-decimals pair), and randomized invariant tests.</w:t>
       </w:r>
     </w:p>
     <w:p>
@@ -4808,7 +4850,7 @@
               <w:rPr>
                 <w:rStyle w:val="VerbatimChar"/>
               </w:rPr>
-              <w:t xml:space="preserve">0xCD52d3f33DAf64aBE879DA38F0e55a280fc450c0</w:t>
+              <w:t xml:space="preserve">0xa731511a83D523A1df04e988873725BEE7cA90c0</w:t>
             </w:r>
           </w:p>
         </w:tc>
@@ -4835,7 +4877,61 @@
               <w:rPr>
                 <w:rStyle w:val="VerbatimChar"/>
               </w:rPr>
-              <w:t xml:space="preserve">0x1C4E9f5b89e096c98592a304f4aF8DDc529fA057</w:t>
+              <w:t xml:space="preserve">0x2aAF432336Ea0D8b91398D32D0898317EfB6b420</w:t>
+            </w:r>
+          </w:p>
+        </w:tc>
+      </w:tr>
+      <w:tr>
+        <w:tc>
+          <w:tcPr/>
+          <w:p>
+            <w:pPr>
+              <w:pStyle w:val="Compact"/>
+            </w:pPr>
+            <w:r>
+              <w:t xml:space="preserve">TrueLendLens</w:t>
+            </w:r>
+          </w:p>
+        </w:tc>
+        <w:tc>
+          <w:tcPr/>
+          <w:p>
+            <w:pPr>
+              <w:pStyle w:val="Compact"/>
+            </w:pPr>
+            <w:r>
+              <w:rPr>
+                <w:rStyle w:val="VerbatimChar"/>
+              </w:rPr>
+              <w:t xml:space="preserve">0xa8ed6128aD792485F6F5E9490C3dE630870e0cF4</w:t>
+            </w:r>
+          </w:p>
+        </w:tc>
+      </w:tr>
+      <w:tr>
+        <w:tc>
+          <w:tcPr/>
+          <w:p>
+            <w:pPr>
+              <w:pStyle w:val="Compact"/>
+            </w:pPr>
+            <w:r>
+              <w:t xml:space="preserve">LeverageRouter</w:t>
+            </w:r>
+          </w:p>
+        </w:tc>
+        <w:tc>
+          <w:tcPr/>
+          <w:p>
+            <w:pPr>
+              <w:pStyle w:val="Compact"/>
+            </w:pPr>
+            <w:r>
+              <w:rPr>
+                <w:rStyle w:val="VerbatimChar"/>
+              </w:rPr>
+              <w:t xml:space="preserve">0xEc3aD4b2C872602F648F65B73a00fD3f45DCA082</w:t>
             </w:r>
           </w:p>
         </w:tc>

--- a/docs/TrueLend-Whitepaper.docx
+++ b/docs/TrueLend-Whitepaper.docx
@@ -4776,7 +4776,7 @@
         <w:t xml:space="preserve">LeverageRouter</w:t>
       </w:r>
       <w:r>
-        <w:t xml:space="preserve">. Any pool initialized with the hook — ERC-20 pairs or native-ETH pools, the latter WETH-bridged at the hook boundary — becomes a lending market automatically. 94 tests: fuzzed unit tests for all math, vault accounting and waterfall tests, 28 full-lifecycle integration scenarios, 4 native-ETH pool scenarios, 7 periphery scenarios (lens views and chunk preview, 5× flash-leverage round trip, levered-position gradual decay) (including LT-99 leverage, manipulation rejection, the drained-pool backstop, and a 6-vs-18-decimals pair), and randomized invariant tests.</w:t>
+        <w:t xml:space="preserve">. Any pool initialized with the hook — ERC-20 pairs or native-ETH pools, the latter WETH-bridged at the hook boundary — becomes a lending market automatically. 97 tests: fuzzed unit tests for all math, vault accounting and waterfall tests, 28 full-lifecycle integration scenarios, 4 native-ETH pool scenarios, 9 periphery scenarios (lens views and chunk preview, 5× flash-leverage round trip, levered-position gradual decay) (including LT-99 leverage, manipulation rejection, the drained-pool backstop, and a 6-vs-18-decimals pair), and randomized invariant tests.</w:t>
       </w:r>
     </w:p>
     <w:p>
@@ -4931,7 +4931,7 @@
               <w:rPr>
                 <w:rStyle w:val="VerbatimChar"/>
               </w:rPr>
-              <w:t xml:space="preserve">0xEc3aD4b2C872602F648F65B73a00fD3f45DCA082</w:t>
+              <w:t xml:space="preserve">0xB359c6a4b7A07f4944438d8e5d2FeC9e8E4aaCBc</w:t>
             </w:r>
           </w:p>
         </w:tc>
